--- a/backend/static/templates/onboarding/tours_travel_onboarding_kit.docx
+++ b/backend/static/templates/onboarding/tours_travel_onboarding_kit.docx
@@ -27,7 +27,7 @@
           <w:color w:val="64748B"/>
           <w:sz w:val="22"/>
         </w:rPr>
-        <w:t>Industry Vertical: tours_travel | Holiday packages, curated itineraries, hotel bookings &amp; trip quotes</w:t>
+        <w:t>Industry Vertical: tours_travel | Recognized by Gujarat Tourism (TCGL) | Customized Domestic &amp; International Holidays</w:t>
       </w:r>
     </w:p>
     <w:tbl>
@@ -187,7 +187,7 @@
               <w:rPr>
                 <w:sz w:val="18"/>
               </w:rPr>
-              <w:t>Wanderly Voyages &amp; Expeditions</w:t>
+              <w:t>99 Destinations Holidays Pvt. Ltd.</w:t>
             </w:r>
           </w:p>
         </w:tc>
@@ -233,7 +233,7 @@
               <w:rPr>
                 <w:sz w:val="18"/>
               </w:rPr>
-              <w:t>Wanderly Voyages &amp; Expeditions</w:t>
+              <w:t>99 Destinations Holidays Pvt. Ltd.</w:t>
             </w:r>
           </w:p>
         </w:tc>
@@ -279,7 +279,7 @@
               <w:rPr>
                 <w:sz w:val="18"/>
               </w:rPr>
-              <w:t>wanderly</w:t>
+              <w:t>99destinations</w:t>
             </w:r>
           </w:p>
         </w:tc>
@@ -325,7 +325,7 @@
               <w:rPr>
                 <w:sz w:val="18"/>
               </w:rPr>
-              <w:t>Wanderly Trip Guide</w:t>
+              <w:t>99 Destinations Assistant</w:t>
             </w:r>
           </w:p>
         </w:tc>
@@ -371,7 +371,7 @@
               <w:rPr>
                 <w:sz w:val="18"/>
               </w:rPr>
-              <w:t>Holiday packages, curated itineraries, hotel bookings &amp; trip quotes</w:t>
+              <w:t>Recognized by Gujarat Tourism (TCGL) | Customized Domestic &amp; International Holidays</w:t>
             </w:r>
           </w:p>
         </w:tc>
@@ -417,7 +417,7 @@
               <w:rPr>
                 <w:sz w:val="18"/>
               </w:rPr>
-              <w:t>https://www.wanderly.com</w:t>
+              <w:t>https://www.99destinations.in</w:t>
             </w:r>
           </w:p>
         </w:tc>
@@ -463,7 +463,7 @@
               <w:rPr>
                 <w:sz w:val="18"/>
               </w:rPr>
-              <w:t>support@wanderly.com</w:t>
+              <w:t>info@99destinations.in</w:t>
             </w:r>
           </w:p>
         </w:tc>
@@ -509,7 +509,7 @@
               <w:rPr>
                 <w:sz w:val="18"/>
               </w:rPr>
-              <w:t>+91 9876543210</w:t>
+              <w:t>+91 7874833999</w:t>
             </w:r>
           </w:p>
         </w:tc>
@@ -601,7 +601,7 @@
               <w:rPr>
                 <w:sz w:val="18"/>
               </w:rPr>
-              <w:t>09:00 AM - 08:00 PM (All 7 Days)</w:t>
+              <w:t>10:30 AM - 07:30 PM (Mon-Sat)</w:t>
             </w:r>
           </w:p>
         </w:tc>
@@ -1032,6 +1032,15 @@
         <w:t>[SECTION: CATALOG &amp; OFFERINGS]</w:t>
       </w:r>
     </w:p>
+    <w:p>
+      <w:r>
+        <w:rPr>
+          <w:i/>
+          <w:sz w:val="17"/>
+        </w:rPr>
+        <w:t>Image URL column: paste a public https link to the product/property photo (JPG/PNG/WebP). Leave blank if none. On publish, images are stored on the offering and shown in chat/catalog.</w:t>
+      </w:r>
+    </w:p>
     <w:tbl>
       <w:tblPr>
         <w:tblW w:type="auto" w:w="0"/>
@@ -1047,18 +1056,19 @@
         </w:tblBorders>
       </w:tblPr>
       <w:tblGrid>
-        <w:gridCol w:w="1440"/>
-        <w:gridCol w:w="1440"/>
-        <w:gridCol w:w="1440"/>
-        <w:gridCol w:w="1440"/>
-        <w:gridCol w:w="1440"/>
-        <w:gridCol w:w="1440"/>
-        <w:gridCol w:w="1440"/>
+        <w:gridCol w:w="1260"/>
+        <w:gridCol w:w="1260"/>
+        <w:gridCol w:w="1260"/>
+        <w:gridCol w:w="1260"/>
+        <w:gridCol w:w="1260"/>
+        <w:gridCol w:w="1260"/>
+        <w:gridCol w:w="1260"/>
+        <w:gridCol w:w="1260"/>
       </w:tblGrid>
       <w:tr>
         <w:tc>
           <w:tcPr>
-            <w:tcW w:type="dxa" w:w="1440"/>
+            <w:tcW w:type="dxa" w:w="1260"/>
             <w:shd w:fill="0F766E"/>
           </w:tcPr>
           <w:p>
@@ -1074,7 +1084,7 @@
         </w:tc>
         <w:tc>
           <w:tcPr>
-            <w:tcW w:type="dxa" w:w="1440"/>
+            <w:tcW w:type="dxa" w:w="1260"/>
             <w:shd w:fill="0F766E"/>
           </w:tcPr>
           <w:p>
@@ -1090,7 +1100,7 @@
         </w:tc>
         <w:tc>
           <w:tcPr>
-            <w:tcW w:type="dxa" w:w="1440"/>
+            <w:tcW w:type="dxa" w:w="1260"/>
             <w:shd w:fill="0F766E"/>
           </w:tcPr>
           <w:p>
@@ -1106,7 +1116,7 @@
         </w:tc>
         <w:tc>
           <w:tcPr>
-            <w:tcW w:type="dxa" w:w="1440"/>
+            <w:tcW w:type="dxa" w:w="1260"/>
             <w:shd w:fill="0F766E"/>
           </w:tcPr>
           <w:p>
@@ -1122,7 +1132,7 @@
         </w:tc>
         <w:tc>
           <w:tcPr>
-            <w:tcW w:type="dxa" w:w="1440"/>
+            <w:tcW w:type="dxa" w:w="1260"/>
             <w:shd w:fill="0F766E"/>
           </w:tcPr>
           <w:p>
@@ -1138,7 +1148,7 @@
         </w:tc>
         <w:tc>
           <w:tcPr>
-            <w:tcW w:type="dxa" w:w="1440"/>
+            <w:tcW w:type="dxa" w:w="1260"/>
             <w:shd w:fill="0F766E"/>
           </w:tcPr>
           <w:p>
@@ -1154,7 +1164,7 @@
         </w:tc>
         <w:tc>
           <w:tcPr>
-            <w:tcW w:type="dxa" w:w="1440"/>
+            <w:tcW w:type="dxa" w:w="1260"/>
             <w:shd w:fill="0F766E"/>
           </w:tcPr>
           <w:p>
@@ -1168,11 +1178,27 @@
             </w:r>
           </w:p>
         </w:tc>
+        <w:tc>
+          <w:tcPr>
+            <w:tcW w:type="dxa" w:w="1260"/>
+            <w:shd w:fill="0F766E"/>
+          </w:tcPr>
+          <w:p>
+            <w:r>
+              <w:rPr>
+                <w:b/>
+                <w:color w:val="FFFFFF"/>
+                <w:sz w:val="16"/>
+              </w:rPr>
+              <w:t>Image URL</w:t>
+            </w:r>
+          </w:p>
+        </w:tc>
       </w:tr>
       <w:tr>
         <w:tc>
           <w:tcPr>
-            <w:tcW w:type="dxa" w:w="1440"/>
+            <w:tcW w:type="dxa" w:w="1260"/>
             <w:shd w:fill="FFFFFF"/>
           </w:tcPr>
           <w:p>
@@ -1180,13 +1206,13 @@
               <w:rPr>
                 <w:sz w:val="16"/>
               </w:rPr>
-              <w:t>Bali Island Escape</w:t>
+              <w:t>Best of Gujarat</w:t>
             </w:r>
           </w:p>
         </w:tc>
         <w:tc>
           <w:tcPr>
-            <w:tcW w:type="dxa" w:w="1440"/>
+            <w:tcW w:type="dxa" w:w="1260"/>
             <w:shd w:fill="FFFFFF"/>
           </w:tcPr>
           <w:p>
@@ -1194,13 +1220,13 @@
               <w:rPr>
                 <w:sz w:val="16"/>
               </w:rPr>
-              <w:t>Bali, Indonesia</w:t>
+              <w:t>Gujarat Circuit</w:t>
             </w:r>
           </w:p>
         </w:tc>
         <w:tc>
           <w:tcPr>
-            <w:tcW w:type="dxa" w:w="1440"/>
+            <w:tcW w:type="dxa" w:w="1260"/>
             <w:shd w:fill="FFFFFF"/>
           </w:tcPr>
           <w:p>
@@ -1208,13 +1234,13 @@
               <w:rPr>
                 <w:sz w:val="16"/>
               </w:rPr>
-              <w:t>6 Nights / 7 Days</w:t>
+              <w:t>8N / 7D</w:t>
             </w:r>
           </w:p>
         </w:tc>
         <w:tc>
           <w:tcPr>
-            <w:tcW w:type="dxa" w:w="1440"/>
+            <w:tcW w:type="dxa" w:w="1260"/>
             <w:shd w:fill="FFFFFF"/>
           </w:tcPr>
           <w:p>
@@ -1222,13 +1248,13 @@
               <w:rPr>
                 <w:sz w:val="16"/>
               </w:rPr>
-              <w:t>₹42,999 + Flight</w:t>
+              <w:t>On request</w:t>
             </w:r>
           </w:p>
         </w:tc>
         <w:tc>
           <w:tcPr>
-            <w:tcW w:type="dxa" w:w="1440"/>
+            <w:tcW w:type="dxa" w:w="1260"/>
             <w:shd w:fill="FFFFFF"/>
           </w:tcPr>
           <w:p>
@@ -1236,13 +1262,13 @@
               <w:rPr>
                 <w:sz w:val="16"/>
               </w:rPr>
-              <w:t>4-Star Private Pool Villa, Breakfast, AC Transfers, Water Sports</w:t>
+              <w:t>Hotels, transfers, sightseeing, breakfast</w:t>
             </w:r>
           </w:p>
         </w:tc>
         <w:tc>
           <w:tcPr>
-            <w:tcW w:type="dxa" w:w="1440"/>
+            <w:tcW w:type="dxa" w:w="1260"/>
             <w:shd w:fill="FFFFFF"/>
           </w:tcPr>
           <w:p>
@@ -1250,13 +1276,13 @@
               <w:rPr>
                 <w:sz w:val="16"/>
               </w:rPr>
-              <w:t>Ubud rice terraces, Nusa Penida tour, Tanah Lot sunset</w:t>
+              <w:t>Dwarka, Somnath, Gir, Diu</w:t>
             </w:r>
           </w:p>
         </w:tc>
         <w:tc>
           <w:tcPr>
-            <w:tcW w:type="dxa" w:w="1440"/>
+            <w:tcW w:type="dxa" w:w="1260"/>
             <w:shd w:fill="FFFFFF"/>
           </w:tcPr>
           <w:p>
@@ -1264,7 +1290,21 @@
               <w:rPr>
                 <w:sz w:val="16"/>
               </w:rPr>
-              <w:t>April to October</w:t>
+              <w:t>Oct - Mar</w:t>
+            </w:r>
+          </w:p>
+        </w:tc>
+        <w:tc>
+          <w:tcPr>
+            <w:tcW w:type="dxa" w:w="1260"/>
+            <w:shd w:fill="FFFFFF"/>
+          </w:tcPr>
+          <w:p>
+            <w:r>
+              <w:rPr>
+                <w:sz w:val="16"/>
+              </w:rPr>
+              <w:t>https://images.unsplash.com/photo-1524492412937-b28074a5d7da?auto=format&amp;fit=crop&amp;w=800&amp;q=80</w:t>
             </w:r>
           </w:p>
         </w:tc>
@@ -1272,7 +1312,7 @@
       <w:tr>
         <w:tc>
           <w:tcPr>
-            <w:tcW w:type="dxa" w:w="1440"/>
+            <w:tcW w:type="dxa" w:w="1260"/>
             <w:shd w:fill="F0FDFA"/>
           </w:tcPr>
           <w:p>
@@ -1280,13 +1320,13 @@
               <w:rPr>
                 <w:sz w:val="16"/>
               </w:rPr>
-              <w:t>Magical Kashmir Valley</w:t>
+              <w:t>Rann Utsav Special</w:t>
             </w:r>
           </w:p>
         </w:tc>
         <w:tc>
           <w:tcPr>
-            <w:tcW w:type="dxa" w:w="1440"/>
+            <w:tcW w:type="dxa" w:w="1260"/>
             <w:shd w:fill="F0FDFA"/>
           </w:tcPr>
           <w:p>
@@ -1294,13 +1334,13 @@
               <w:rPr>
                 <w:sz w:val="16"/>
               </w:rPr>
-              <w:t>Srinagar &amp; Gulmarg</w:t>
+              <w:t>Kutch / Dhordo</w:t>
             </w:r>
           </w:p>
         </w:tc>
         <w:tc>
           <w:tcPr>
-            <w:tcW w:type="dxa" w:w="1440"/>
+            <w:tcW w:type="dxa" w:w="1260"/>
             <w:shd w:fill="F0FDFA"/>
           </w:tcPr>
           <w:p>
@@ -1308,13 +1348,13 @@
               <w:rPr>
                 <w:sz w:val="16"/>
               </w:rPr>
-              <w:t>5 Nights / 6 Days</w:t>
+              <w:t>3N / 2D</w:t>
             </w:r>
           </w:p>
         </w:tc>
         <w:tc>
           <w:tcPr>
-            <w:tcW w:type="dxa" w:w="1440"/>
+            <w:tcW w:type="dxa" w:w="1260"/>
             <w:shd w:fill="F0FDFA"/>
           </w:tcPr>
           <w:p>
@@ -1322,13 +1362,13 @@
               <w:rPr>
                 <w:sz w:val="16"/>
               </w:rPr>
-              <w:t>₹26,500 per person</w:t>
+              <w:t>On request</w:t>
             </w:r>
           </w:p>
         </w:tc>
         <w:tc>
           <w:tcPr>
-            <w:tcW w:type="dxa" w:w="1440"/>
+            <w:tcW w:type="dxa" w:w="1260"/>
             <w:shd w:fill="F0FDFA"/>
           </w:tcPr>
           <w:p>
@@ -1336,13 +1376,13 @@
               <w:rPr>
                 <w:sz w:val="16"/>
               </w:rPr>
-              <w:t>Deluxe Dal Lake Houseboat, 4-Star Hotels, Gondola Pass, All Dinners</w:t>
+              <w:t>Tent city, transfers, cultural evening</w:t>
             </w:r>
           </w:p>
         </w:tc>
         <w:tc>
           <w:tcPr>
-            <w:tcW w:type="dxa" w:w="1440"/>
+            <w:tcW w:type="dxa" w:w="1260"/>
             <w:shd w:fill="F0FDFA"/>
           </w:tcPr>
           <w:p>
@@ -1350,13 +1390,13 @@
               <w:rPr>
                 <w:sz w:val="16"/>
               </w:rPr>
-              <w:t>Shikara ride, Gulmarg snow point, Pahalgam valley tour</w:t>
+              <w:t>White Rann sunset, camel safari</w:t>
             </w:r>
           </w:p>
         </w:tc>
         <w:tc>
           <w:tcPr>
-            <w:tcW w:type="dxa" w:w="1440"/>
+            <w:tcW w:type="dxa" w:w="1260"/>
             <w:shd w:fill="F0FDFA"/>
           </w:tcPr>
           <w:p>
@@ -1364,7 +1404,21 @@
               <w:rPr>
                 <w:sz w:val="16"/>
               </w:rPr>
-              <w:t>Oct to March (Snow) / Apr to Jun</w:t>
+              <w:t>Nov - Feb</w:t>
+            </w:r>
+          </w:p>
+        </w:tc>
+        <w:tc>
+          <w:tcPr>
+            <w:tcW w:type="dxa" w:w="1260"/>
+            <w:shd w:fill="F0FDFA"/>
+          </w:tcPr>
+          <w:p>
+            <w:r>
+              <w:rPr>
+                <w:sz w:val="16"/>
+              </w:rPr>
+              <w:t>https://images.unsplash.com/photo-1477587458883-47145ed94245?auto=format&amp;fit=crop&amp;w=800&amp;q=80</w:t>
             </w:r>
           </w:p>
         </w:tc>
@@ -1372,7 +1426,7 @@
       <w:tr>
         <w:tc>
           <w:tcPr>
-            <w:tcW w:type="dxa" w:w="1440"/>
+            <w:tcW w:type="dxa" w:w="1260"/>
             <w:shd w:fill="FFFFFF"/>
           </w:tcPr>
           <w:p>
@@ -1380,13 +1434,13 @@
               <w:rPr>
                 <w:sz w:val="16"/>
               </w:rPr>
-              <w:t>Swiss Alps &amp; Paris Romance</w:t>
+              <w:t>Lions Calling — Gir Safari</w:t>
             </w:r>
           </w:p>
         </w:tc>
         <w:tc>
           <w:tcPr>
-            <w:tcW w:type="dxa" w:w="1440"/>
+            <w:tcW w:type="dxa" w:w="1260"/>
             <w:shd w:fill="FFFFFF"/>
           </w:tcPr>
           <w:p>
@@ -1394,13 +1448,13 @@
               <w:rPr>
                 <w:sz w:val="16"/>
               </w:rPr>
-              <w:t>France &amp; Switzerland</w:t>
+              <w:t>Sasan Gir</w:t>
             </w:r>
           </w:p>
         </w:tc>
         <w:tc>
           <w:tcPr>
-            <w:tcW w:type="dxa" w:w="1440"/>
+            <w:tcW w:type="dxa" w:w="1260"/>
             <w:shd w:fill="FFFFFF"/>
           </w:tcPr>
           <w:p>
@@ -1408,13 +1462,13 @@
               <w:rPr>
                 <w:sz w:val="16"/>
               </w:rPr>
-              <w:t>8 Nights / 9 Days</w:t>
+              <w:t>3N / 2D</w:t>
             </w:r>
           </w:p>
         </w:tc>
         <w:tc>
           <w:tcPr>
-            <w:tcW w:type="dxa" w:w="1440"/>
+            <w:tcW w:type="dxa" w:w="1260"/>
             <w:shd w:fill="FFFFFF"/>
           </w:tcPr>
           <w:p>
@@ -1422,13 +1476,13 @@
               <w:rPr>
                 <w:sz w:val="16"/>
               </w:rPr>
-              <w:t>₹1,45,000 per person</w:t>
+              <w:t>On request</w:t>
             </w:r>
           </w:p>
         </w:tc>
         <w:tc>
           <w:tcPr>
-            <w:tcW w:type="dxa" w:w="1440"/>
+            <w:tcW w:type="dxa" w:w="1260"/>
             <w:shd w:fill="FFFFFF"/>
           </w:tcPr>
           <w:p>
@@ -1436,13 +1490,13 @@
               <w:rPr>
                 <w:sz w:val="16"/>
               </w:rPr>
-              <w:t>Eurail Pass, Central 4-Star Hotels, Eiffel Tower Pass, Mt. Titlis</w:t>
+              <w:t>Resort, safari permit assist, meals</w:t>
             </w:r>
           </w:p>
         </w:tc>
         <w:tc>
           <w:tcPr>
-            <w:tcW w:type="dxa" w:w="1440"/>
+            <w:tcW w:type="dxa" w:w="1260"/>
             <w:shd w:fill="FFFFFF"/>
           </w:tcPr>
           <w:p>
@@ -1450,13 +1504,13 @@
               <w:rPr>
                 <w:sz w:val="16"/>
               </w:rPr>
-              <w:t>Paris Seine cruise, Lucerne bridge, Jungfraujoch top of Europe</w:t>
+              <w:t>Asiatic lion jungle safari</w:t>
             </w:r>
           </w:p>
         </w:tc>
         <w:tc>
           <w:tcPr>
-            <w:tcW w:type="dxa" w:w="1440"/>
+            <w:tcW w:type="dxa" w:w="1260"/>
             <w:shd w:fill="FFFFFF"/>
           </w:tcPr>
           <w:p>
@@ -1464,7 +1518,21 @@
               <w:rPr>
                 <w:sz w:val="16"/>
               </w:rPr>
-              <w:t>May to September</w:t>
+              <w:t>Dec - May</w:t>
+            </w:r>
+          </w:p>
+        </w:tc>
+        <w:tc>
+          <w:tcPr>
+            <w:tcW w:type="dxa" w:w="1260"/>
+            <w:shd w:fill="FFFFFF"/>
+          </w:tcPr>
+          <w:p>
+            <w:r>
+              <w:rPr>
+                <w:sz w:val="16"/>
+              </w:rPr>
+              <w:t>https://images.unsplash.com/photo-1546182990-dffeafbe841d?auto=format&amp;fit=crop&amp;w=800&amp;q=80</w:t>
             </w:r>
           </w:p>
         </w:tc>
@@ -1472,7 +1540,7 @@
       <w:tr>
         <w:tc>
           <w:tcPr>
-            <w:tcW w:type="dxa" w:w="1440"/>
+            <w:tcW w:type="dxa" w:w="1260"/>
             <w:shd w:fill="F0FDFA"/>
           </w:tcPr>
           <w:p>
@@ -1480,13 +1548,13 @@
               <w:rPr>
                 <w:sz w:val="16"/>
               </w:rPr>
-              <w:t>Dubai Extravaganza</w:t>
+              <w:t>Statue of Unity Escape</w:t>
             </w:r>
           </w:p>
         </w:tc>
         <w:tc>
           <w:tcPr>
-            <w:tcW w:type="dxa" w:w="1440"/>
+            <w:tcW w:type="dxa" w:w="1260"/>
             <w:shd w:fill="F0FDFA"/>
           </w:tcPr>
           <w:p>
@@ -1494,13 +1562,13 @@
               <w:rPr>
                 <w:sz w:val="16"/>
               </w:rPr>
-              <w:t>Dubai, UAE</w:t>
+              <w:t>Kevadia</w:t>
             </w:r>
           </w:p>
         </w:tc>
         <w:tc>
           <w:tcPr>
-            <w:tcW w:type="dxa" w:w="1440"/>
+            <w:tcW w:type="dxa" w:w="1260"/>
             <w:shd w:fill="F0FDFA"/>
           </w:tcPr>
           <w:p>
@@ -1508,13 +1576,13 @@
               <w:rPr>
                 <w:sz w:val="16"/>
               </w:rPr>
-              <w:t>4 Nights / 5 Days</w:t>
+              <w:t>3N / 2D</w:t>
             </w:r>
           </w:p>
         </w:tc>
         <w:tc>
           <w:tcPr>
-            <w:tcW w:type="dxa" w:w="1440"/>
+            <w:tcW w:type="dxa" w:w="1260"/>
             <w:shd w:fill="F0FDFA"/>
           </w:tcPr>
           <w:p>
@@ -1522,13 +1590,13 @@
               <w:rPr>
                 <w:sz w:val="16"/>
               </w:rPr>
-              <w:t>₹32,000 + Visa</w:t>
+              <w:t>On request</w:t>
             </w:r>
           </w:p>
         </w:tc>
         <w:tc>
           <w:tcPr>
-            <w:tcW w:type="dxa" w:w="1440"/>
+            <w:tcW w:type="dxa" w:w="1260"/>
             <w:shd w:fill="F0FDFA"/>
           </w:tcPr>
           <w:p>
@@ -1536,13 +1604,13 @@
               <w:rPr>
                 <w:sz w:val="16"/>
               </w:rPr>
-              <w:t>4-Star Hotel, Desert Safari with BBQ, Dhow Cruise, Burj Khalifa 124th</w:t>
+              <w:t>Hotel, viewing gallery assist, transfers</w:t>
             </w:r>
           </w:p>
         </w:tc>
         <w:tc>
           <w:tcPr>
-            <w:tcW w:type="dxa" w:w="1440"/>
+            <w:tcW w:type="dxa" w:w="1260"/>
             <w:shd w:fill="F0FDFA"/>
           </w:tcPr>
           <w:p>
@@ -1550,13 +1618,13 @@
               <w:rPr>
                 <w:sz w:val="16"/>
               </w:rPr>
-              <w:t>Dubai Mall fountain, Miracle Garden, Marina yacht cruise</w:t>
+              <w:t>182m statue, Valley of Flowers, dam</w:t>
             </w:r>
           </w:p>
         </w:tc>
         <w:tc>
           <w:tcPr>
-            <w:tcW w:type="dxa" w:w="1440"/>
+            <w:tcW w:type="dxa" w:w="1260"/>
             <w:shd w:fill="F0FDFA"/>
           </w:tcPr>
           <w:p>
@@ -1564,7 +1632,21 @@
               <w:rPr>
                 <w:sz w:val="16"/>
               </w:rPr>
-              <w:t>November to March</w:t>
+              <w:t>All year</w:t>
+            </w:r>
+          </w:p>
+        </w:tc>
+        <w:tc>
+          <w:tcPr>
+            <w:tcW w:type="dxa" w:w="1260"/>
+            <w:shd w:fill="F0FDFA"/>
+          </w:tcPr>
+          <w:p>
+            <w:r>
+              <w:rPr>
+                <w:sz w:val="16"/>
+              </w:rPr>
+              <w:t>https://images.unsplash.com/photo-1524492412937-b28074a5d7da?auto=format&amp;fit=crop&amp;w=800&amp;q=80</w:t>
             </w:r>
           </w:p>
         </w:tc>
@@ -1572,7 +1654,7 @@
       <w:tr>
         <w:tc>
           <w:tcPr>
-            <w:tcW w:type="dxa" w:w="1440"/>
+            <w:tcW w:type="dxa" w:w="1260"/>
             <w:shd w:fill="FEF3C7"/>
           </w:tcPr>
           <w:p>
@@ -1587,7 +1669,7 @@
         </w:tc>
         <w:tc>
           <w:tcPr>
-            <w:tcW w:type="dxa" w:w="1440"/>
+            <w:tcW w:type="dxa" w:w="1260"/>
             <w:shd w:fill="FEF3C7"/>
           </w:tcPr>
           <w:p>
@@ -1601,7 +1683,7 @@
         </w:tc>
         <w:tc>
           <w:tcPr>
-            <w:tcW w:type="dxa" w:w="1440"/>
+            <w:tcW w:type="dxa" w:w="1260"/>
             <w:shd w:fill="FEF3C7"/>
           </w:tcPr>
           <w:p>
@@ -1615,7 +1697,7 @@
         </w:tc>
         <w:tc>
           <w:tcPr>
-            <w:tcW w:type="dxa" w:w="1440"/>
+            <w:tcW w:type="dxa" w:w="1260"/>
             <w:shd w:fill="FEF3C7"/>
           </w:tcPr>
           <w:p>
@@ -1629,7 +1711,7 @@
         </w:tc>
         <w:tc>
           <w:tcPr>
-            <w:tcW w:type="dxa" w:w="1440"/>
+            <w:tcW w:type="dxa" w:w="1260"/>
             <w:shd w:fill="FEF3C7"/>
           </w:tcPr>
           <w:p>
@@ -1643,7 +1725,7 @@
         </w:tc>
         <w:tc>
           <w:tcPr>
-            <w:tcW w:type="dxa" w:w="1440"/>
+            <w:tcW w:type="dxa" w:w="1260"/>
             <w:shd w:fill="FEF3C7"/>
           </w:tcPr>
           <w:p>
@@ -1657,7 +1739,7 @@
         </w:tc>
         <w:tc>
           <w:tcPr>
-            <w:tcW w:type="dxa" w:w="1440"/>
+            <w:tcW w:type="dxa" w:w="1260"/>
             <w:shd w:fill="FEF3C7"/>
           </w:tcPr>
           <w:p>
@@ -1669,11 +1751,26 @@
             </w:r>
           </w:p>
         </w:tc>
+        <w:tc>
+          <w:tcPr>
+            <w:tcW w:type="dxa" w:w="1260"/>
+            <w:shd w:fill="FEF3C7"/>
+          </w:tcPr>
+          <w:p>
+            <w:r>
+              <w:rPr>
+                <w:i/>
+                <w:sz w:val="16"/>
+              </w:rPr>
+              <w:t>[Paste https image URL]</w:t>
+            </w:r>
+          </w:p>
+        </w:tc>
       </w:tr>
       <w:tr>
         <w:tc>
           <w:tcPr>
-            <w:tcW w:type="dxa" w:w="1440"/>
+            <w:tcW w:type="dxa" w:w="1260"/>
             <w:shd w:fill="FEF3C7"/>
           </w:tcPr>
           <w:p>
@@ -1688,7 +1785,7 @@
         </w:tc>
         <w:tc>
           <w:tcPr>
-            <w:tcW w:type="dxa" w:w="1440"/>
+            <w:tcW w:type="dxa" w:w="1260"/>
             <w:shd w:fill="FEF3C7"/>
           </w:tcPr>
           <w:p>
@@ -1702,7 +1799,7 @@
         </w:tc>
         <w:tc>
           <w:tcPr>
-            <w:tcW w:type="dxa" w:w="1440"/>
+            <w:tcW w:type="dxa" w:w="1260"/>
             <w:shd w:fill="FEF3C7"/>
           </w:tcPr>
           <w:p>
@@ -1716,7 +1813,7 @@
         </w:tc>
         <w:tc>
           <w:tcPr>
-            <w:tcW w:type="dxa" w:w="1440"/>
+            <w:tcW w:type="dxa" w:w="1260"/>
             <w:shd w:fill="FEF3C7"/>
           </w:tcPr>
           <w:p>
@@ -1730,7 +1827,7 @@
         </w:tc>
         <w:tc>
           <w:tcPr>
-            <w:tcW w:type="dxa" w:w="1440"/>
+            <w:tcW w:type="dxa" w:w="1260"/>
             <w:shd w:fill="FEF3C7"/>
           </w:tcPr>
           <w:p>
@@ -1744,7 +1841,7 @@
         </w:tc>
         <w:tc>
           <w:tcPr>
-            <w:tcW w:type="dxa" w:w="1440"/>
+            <w:tcW w:type="dxa" w:w="1260"/>
             <w:shd w:fill="FEF3C7"/>
           </w:tcPr>
           <w:p>
@@ -1758,7 +1855,7 @@
         </w:tc>
         <w:tc>
           <w:tcPr>
-            <w:tcW w:type="dxa" w:w="1440"/>
+            <w:tcW w:type="dxa" w:w="1260"/>
             <w:shd w:fill="FEF3C7"/>
           </w:tcPr>
           <w:p>
@@ -1770,8 +1867,212 @@
             </w:r>
           </w:p>
         </w:tc>
+        <w:tc>
+          <w:tcPr>
+            <w:tcW w:type="dxa" w:w="1260"/>
+            <w:shd w:fill="FEF3C7"/>
+          </w:tcPr>
+          <w:p>
+            <w:r>
+              <w:rPr>
+                <w:i/>
+                <w:sz w:val="16"/>
+              </w:rPr>
+              <w:t>[Paste https image URL]</w:t>
+            </w:r>
+          </w:p>
+        </w:tc>
       </w:tr>
     </w:tbl>
+    <w:p>
+      <w:pPr>
+        <w:pStyle w:val="Heading2"/>
+        <w:spacing w:before="160"/>
+      </w:pPr>
+      <w:r>
+        <w:t>Catalog images (embedded preview)</w:t>
+      </w:r>
+    </w:p>
+    <w:p>
+      <w:r>
+        <w:rPr>
+          <w:b/>
+          <w:sz w:val="16"/>
+        </w:rPr>
+        <w:t>Best of Gujarat — https://images.unsplash.com/photo-1524492412937-b28074a5d7da?auto=format&amp;fit=crop&amp;w=800&amp;q=80</w:t>
+      </w:r>
+    </w:p>
+    <w:p>
+      <w:r>
+        <w:drawing>
+          <wp:inline xmlns:a="http://schemas.openxmlformats.org/drawingml/2006/main" xmlns:pic="http://schemas.openxmlformats.org/drawingml/2006/picture">
+            <wp:extent cx="1828800" cy="1218438"/>
+            <wp:docPr id="1" name="Picture 1"/>
+            <wp:cNvGraphicFramePr>
+              <a:graphicFrameLocks noChangeAspect="1"/>
+            </wp:cNvGraphicFramePr>
+            <a:graphic>
+              <a:graphicData uri="http://schemas.openxmlformats.org/drawingml/2006/picture">
+                <pic:pic>
+                  <pic:nvPicPr>
+                    <pic:cNvPr id="0" name="99_best_gujarat.jpg"/>
+                    <pic:cNvPicPr/>
+                  </pic:nvPicPr>
+                  <pic:blipFill>
+                    <a:blip r:embed="rId9"/>
+                    <a:stretch>
+                      <a:fillRect/>
+                    </a:stretch>
+                  </pic:blipFill>
+                  <pic:spPr>
+                    <a:xfrm>
+                      <a:off x="0" y="0"/>
+                      <a:ext cx="1828800" cy="1218438"/>
+                    </a:xfrm>
+                    <a:prstGeom prst="rect"/>
+                  </pic:spPr>
+                </pic:pic>
+              </a:graphicData>
+            </a:graphic>
+          </wp:inline>
+        </w:drawing>
+      </w:r>
+    </w:p>
+    <w:p>
+      <w:r>
+        <w:rPr>
+          <w:b/>
+          <w:sz w:val="16"/>
+        </w:rPr>
+        <w:t>Rann Utsav Special — https://images.unsplash.com/photo-1477587458883-47145ed94245?auto=format&amp;fit=crop&amp;w=800&amp;q=80</w:t>
+      </w:r>
+    </w:p>
+    <w:p>
+      <w:r>
+        <w:drawing>
+          <wp:inline xmlns:a="http://schemas.openxmlformats.org/drawingml/2006/main" xmlns:pic="http://schemas.openxmlformats.org/drawingml/2006/picture">
+            <wp:extent cx="1828800" cy="1218438"/>
+            <wp:docPr id="2" name="Picture 2"/>
+            <wp:cNvGraphicFramePr>
+              <a:graphicFrameLocks noChangeAspect="1"/>
+            </wp:cNvGraphicFramePr>
+            <a:graphic>
+              <a:graphicData uri="http://schemas.openxmlformats.org/drawingml/2006/picture">
+                <pic:pic>
+                  <pic:nvPicPr>
+                    <pic:cNvPr id="0" name="99_rann.jpg"/>
+                    <pic:cNvPicPr/>
+                  </pic:nvPicPr>
+                  <pic:blipFill>
+                    <a:blip r:embed="rId10"/>
+                    <a:stretch>
+                      <a:fillRect/>
+                    </a:stretch>
+                  </pic:blipFill>
+                  <pic:spPr>
+                    <a:xfrm>
+                      <a:off x="0" y="0"/>
+                      <a:ext cx="1828800" cy="1218438"/>
+                    </a:xfrm>
+                    <a:prstGeom prst="rect"/>
+                  </pic:spPr>
+                </pic:pic>
+              </a:graphicData>
+            </a:graphic>
+          </wp:inline>
+        </w:drawing>
+      </w:r>
+    </w:p>
+    <w:p>
+      <w:r>
+        <w:rPr>
+          <w:b/>
+          <w:sz w:val="16"/>
+        </w:rPr>
+        <w:t>Lions Calling — Gir Safari — https://images.unsplash.com/photo-1546182990-dffeafbe841d?auto=format&amp;fit=crop&amp;w=800&amp;q=80</w:t>
+      </w:r>
+    </w:p>
+    <w:p>
+      <w:r>
+        <w:drawing>
+          <wp:inline xmlns:a="http://schemas.openxmlformats.org/drawingml/2006/main" xmlns:pic="http://schemas.openxmlformats.org/drawingml/2006/picture">
+            <wp:extent cx="1828800" cy="1236726"/>
+            <wp:docPr id="3" name="Picture 3"/>
+            <wp:cNvGraphicFramePr>
+              <a:graphicFrameLocks noChangeAspect="1"/>
+            </wp:cNvGraphicFramePr>
+            <a:graphic>
+              <a:graphicData uri="http://schemas.openxmlformats.org/drawingml/2006/picture">
+                <pic:pic>
+                  <pic:nvPicPr>
+                    <pic:cNvPr id="0" name="99_gir.jpg"/>
+                    <pic:cNvPicPr/>
+                  </pic:nvPicPr>
+                  <pic:blipFill>
+                    <a:blip r:embed="rId11"/>
+                    <a:stretch>
+                      <a:fillRect/>
+                    </a:stretch>
+                  </pic:blipFill>
+                  <pic:spPr>
+                    <a:xfrm>
+                      <a:off x="0" y="0"/>
+                      <a:ext cx="1828800" cy="1236726"/>
+                    </a:xfrm>
+                    <a:prstGeom prst="rect"/>
+                  </pic:spPr>
+                </pic:pic>
+              </a:graphicData>
+            </a:graphic>
+          </wp:inline>
+        </w:drawing>
+      </w:r>
+    </w:p>
+    <w:p>
+      <w:r>
+        <w:rPr>
+          <w:b/>
+          <w:sz w:val="16"/>
+        </w:rPr>
+        <w:t>Statue of Unity Escape — https://images.unsplash.com/photo-1524492412937-b28074a5d7da?auto=format&amp;fit=crop&amp;w=800&amp;q=80</w:t>
+      </w:r>
+    </w:p>
+    <w:p>
+      <w:r>
+        <w:drawing>
+          <wp:inline xmlns:a="http://schemas.openxmlformats.org/drawingml/2006/main" xmlns:pic="http://schemas.openxmlformats.org/drawingml/2006/picture">
+            <wp:extent cx="1828800" cy="1218438"/>
+            <wp:docPr id="4" name="Picture 4"/>
+            <wp:cNvGraphicFramePr>
+              <a:graphicFrameLocks noChangeAspect="1"/>
+            </wp:cNvGraphicFramePr>
+            <a:graphic>
+              <a:graphicData uri="http://schemas.openxmlformats.org/drawingml/2006/picture">
+                <pic:pic>
+                  <pic:nvPicPr>
+                    <pic:cNvPr id="0" name="99_best_gujarat.jpg"/>
+                    <pic:cNvPicPr/>
+                  </pic:nvPicPr>
+                  <pic:blipFill>
+                    <a:blip r:embed="rId9"/>
+                    <a:stretch>
+                      <a:fillRect/>
+                    </a:stretch>
+                  </pic:blipFill>
+                  <pic:spPr>
+                    <a:xfrm>
+                      <a:off x="0" y="0"/>
+                      <a:ext cx="1828800" cy="1218438"/>
+                    </a:xfrm>
+                    <a:prstGeom prst="rect"/>
+                  </pic:spPr>
+                </pic:pic>
+              </a:graphicData>
+            </a:graphic>
+          </wp:inline>
+        </w:drawing>
+      </w:r>
+    </w:p>
     <w:p>
       <w:pPr>
         <w:spacing w:after="200"/>
@@ -1881,7 +2182,7 @@
               <w:rPr>
                 <w:sz w:val="17"/>
               </w:rPr>
-              <w:t>Packages can be booked with or without flights based on your preferred departure city and schedule.</w:t>
+              <w:t>Packages are offered with or without flights. Flight-inclusive quotes depend on departure city, dates, and airline class.</w:t>
             </w:r>
           </w:p>
         </w:tc>
@@ -1926,7 +2227,7 @@
               <w:rPr>
                 <w:sz w:val="17"/>
               </w:rPr>
-              <w:t>Cancellations made 21 days before departure receive a 90% refund. Rescheduling is available with no penalty.</w:t>
+              <w:t>Cancel 21+ days before departure: typically 90% refund of land package. 7–20 days: partial refund per supplier rules. Inside 7 days: largely non-refundable unless travel insurance covers it.</w:t>
             </w:r>
           </w:p>
         </w:tc>
@@ -1971,7 +2272,7 @@
               <w:rPr>
                 <w:sz w:val="17"/>
               </w:rPr>
-              <w:t>Yes, our in-house visa concierge assists with document vetting, appointment booking, and visa processing.</w:t>
+              <w:t>Yes. Our visa desk reviews documents, books appointments where needed, and tracks application status. Visa approval is always at the consulate’s discretion.</w:t>
             </w:r>
           </w:p>
         </w:tc>
@@ -2016,7 +2317,7 @@
               <w:rPr>
                 <w:sz w:val="17"/>
               </w:rPr>
-              <w:t>Absolutely! Every package can be tailored for room configurations, dietary needs, or extra days.</w:t>
+              <w:t>Yes — rooming, kid meals, accessibility needs, extra nights, and activity swaps can be tailored before booking confirmation.</w:t>
             </w:r>
           </w:p>
         </w:tc>
@@ -2031,6 +2332,456 @@
                 <w:sz w:val="17"/>
               </w:rPr>
               <w:t>Customization</w:t>
+            </w:r>
+          </w:p>
+        </w:tc>
+      </w:tr>
+      <w:tr>
+        <w:tc>
+          <w:tcPr>
+            <w:tcW w:type="dxa" w:w="3360"/>
+            <w:shd w:fill="FFFFFF"/>
+          </w:tcPr>
+          <w:p>
+            <w:r>
+              <w:rPr>
+                <w:b/>
+                <w:sz w:val="17"/>
+              </w:rPr>
+              <w:t>What documents do travellers need?</w:t>
+            </w:r>
+          </w:p>
+        </w:tc>
+        <w:tc>
+          <w:tcPr>
+            <w:tcW w:type="dxa" w:w="3360"/>
+            <w:shd w:fill="FFFFFF"/>
+          </w:tcPr>
+          <w:p>
+            <w:r>
+              <w:rPr>
+                <w:sz w:val="17"/>
+              </w:rPr>
+              <w:t>Valid passport (6+ months validity for international), tickets, hotel vouchers, travel insurance, and destination-specific forms. Domestic trips need government photo ID.</w:t>
+            </w:r>
+          </w:p>
+        </w:tc>
+        <w:tc>
+          <w:tcPr>
+            <w:tcW w:type="dxa" w:w="3360"/>
+            <w:shd w:fill="FFFFFF"/>
+          </w:tcPr>
+          <w:p>
+            <w:r>
+              <w:rPr>
+                <w:sz w:val="17"/>
+              </w:rPr>
+              <w:t>Documents</w:t>
+            </w:r>
+          </w:p>
+        </w:tc>
+      </w:tr>
+      <w:tr>
+        <w:tc>
+          <w:tcPr>
+            <w:tcW w:type="dxa" w:w="3360"/>
+            <w:shd w:fill="EEF2FF"/>
+          </w:tcPr>
+          <w:p>
+            <w:r>
+              <w:rPr>
+                <w:b/>
+                <w:sz w:val="17"/>
+              </w:rPr>
+              <w:t>Is travel insurance mandatory?</w:t>
+            </w:r>
+          </w:p>
+        </w:tc>
+        <w:tc>
+          <w:tcPr>
+            <w:tcW w:type="dxa" w:w="3360"/>
+            <w:shd w:fill="EEF2FF"/>
+          </w:tcPr>
+          <w:p>
+            <w:r>
+              <w:rPr>
+                <w:sz w:val="17"/>
+              </w:rPr>
+              <w:t>Strongly recommended for international trips; some packages bundle basic cover. Medical evacuation and trip cancellation add-ons are available.</w:t>
+            </w:r>
+          </w:p>
+        </w:tc>
+        <w:tc>
+          <w:tcPr>
+            <w:tcW w:type="dxa" w:w="3360"/>
+            <w:shd w:fill="EEF2FF"/>
+          </w:tcPr>
+          <w:p>
+            <w:r>
+              <w:rPr>
+                <w:sz w:val="17"/>
+              </w:rPr>
+              <w:t>Insurance</w:t>
+            </w:r>
+          </w:p>
+        </w:tc>
+      </w:tr>
+      <w:tr>
+        <w:tc>
+          <w:tcPr>
+            <w:tcW w:type="dxa" w:w="3360"/>
+            <w:shd w:fill="FFFFFF"/>
+          </w:tcPr>
+          <w:p>
+            <w:r>
+              <w:rPr>
+                <w:b/>
+                <w:sz w:val="17"/>
+              </w:rPr>
+              <w:t>How do I pay for a booking?</w:t>
+            </w:r>
+          </w:p>
+        </w:tc>
+        <w:tc>
+          <w:tcPr>
+            <w:tcW w:type="dxa" w:w="3360"/>
+            <w:shd w:fill="FFFFFF"/>
+          </w:tcPr>
+          <w:p>
+            <w:r>
+              <w:rPr>
+                <w:sz w:val="17"/>
+              </w:rPr>
+              <w:t>Booking amount secures seats; balance is due as per invoice schedule. We accept UPI, cards, net banking, and bank transfer. EMI options on select cards.</w:t>
+            </w:r>
+          </w:p>
+        </w:tc>
+        <w:tc>
+          <w:tcPr>
+            <w:tcW w:type="dxa" w:w="3360"/>
+            <w:shd w:fill="FFFFFF"/>
+          </w:tcPr>
+          <w:p>
+            <w:r>
+              <w:rPr>
+                <w:sz w:val="17"/>
+              </w:rPr>
+              <w:t>Payments</w:t>
+            </w:r>
+          </w:p>
+        </w:tc>
+      </w:tr>
+      <w:tr>
+        <w:tc>
+          <w:tcPr>
+            <w:tcW w:type="dxa" w:w="3360"/>
+            <w:shd w:fill="EEF2FF"/>
+          </w:tcPr>
+          <w:p>
+            <w:r>
+              <w:rPr>
+                <w:b/>
+                <w:sz w:val="17"/>
+              </w:rPr>
+              <w:t>What if a flight is delayed or cancelled?</w:t>
+            </w:r>
+          </w:p>
+        </w:tc>
+        <w:tc>
+          <w:tcPr>
+            <w:tcW w:type="dxa" w:w="3360"/>
+            <w:shd w:fill="EEF2FF"/>
+          </w:tcPr>
+          <w:p>
+            <w:r>
+              <w:rPr>
+                <w:sz w:val="17"/>
+              </w:rPr>
+              <w:t>We coordinate rebooking with airlines/hotels. Compensation follows airline policy; land arrangements are adjusted where possible.</w:t>
+            </w:r>
+          </w:p>
+        </w:tc>
+        <w:tc>
+          <w:tcPr>
+            <w:tcW w:type="dxa" w:w="3360"/>
+            <w:shd w:fill="EEF2FF"/>
+          </w:tcPr>
+          <w:p>
+            <w:r>
+              <w:rPr>
+                <w:sz w:val="17"/>
+              </w:rPr>
+              <w:t>Disruptions</w:t>
+            </w:r>
+          </w:p>
+        </w:tc>
+      </w:tr>
+      <w:tr>
+        <w:tc>
+          <w:tcPr>
+            <w:tcW w:type="dxa" w:w="3360"/>
+            <w:shd w:fill="FFFFFF"/>
+          </w:tcPr>
+          <w:p>
+            <w:r>
+              <w:rPr>
+                <w:b/>
+                <w:sz w:val="17"/>
+              </w:rPr>
+              <w:t>Do prices include tourist taxes and resort fees?</w:t>
+            </w:r>
+          </w:p>
+        </w:tc>
+        <w:tc>
+          <w:tcPr>
+            <w:tcW w:type="dxa" w:w="3360"/>
+            <w:shd w:fill="FFFFFF"/>
+          </w:tcPr>
+          <w:p>
+            <w:r>
+              <w:rPr>
+                <w:sz w:val="17"/>
+              </w:rPr>
+              <w:t>Inclusions are listed per package. City taxes, resort fees, and personal expenses are usually extra unless marked inclusive.</w:t>
+            </w:r>
+          </w:p>
+        </w:tc>
+        <w:tc>
+          <w:tcPr>
+            <w:tcW w:type="dxa" w:w="3360"/>
+            <w:shd w:fill="FFFFFF"/>
+          </w:tcPr>
+          <w:p>
+            <w:r>
+              <w:rPr>
+                <w:sz w:val="17"/>
+              </w:rPr>
+              <w:t>Pricing</w:t>
+            </w:r>
+          </w:p>
+        </w:tc>
+      </w:tr>
+      <w:tr>
+        <w:tc>
+          <w:tcPr>
+            <w:tcW w:type="dxa" w:w="3360"/>
+            <w:shd w:fill="EEF2FF"/>
+          </w:tcPr>
+          <w:p>
+            <w:r>
+              <w:rPr>
+                <w:b/>
+                <w:sz w:val="17"/>
+              </w:rPr>
+              <w:t>Can you arrange honeymoon or group departures?</w:t>
+            </w:r>
+          </w:p>
+        </w:tc>
+        <w:tc>
+          <w:tcPr>
+            <w:tcW w:type="dxa" w:w="3360"/>
+            <w:shd w:fill="EEF2FF"/>
+          </w:tcPr>
+          <w:p>
+            <w:r>
+              <w:rPr>
+                <w:sz w:val="17"/>
+              </w:rPr>
+              <w:t>Yes — honeymoon upgrades, private transfers, and group blocks with tour managers are available on request.</w:t>
+            </w:r>
+          </w:p>
+        </w:tc>
+        <w:tc>
+          <w:tcPr>
+            <w:tcW w:type="dxa" w:w="3360"/>
+            <w:shd w:fill="EEF2FF"/>
+          </w:tcPr>
+          <w:p>
+            <w:r>
+              <w:rPr>
+                <w:sz w:val="17"/>
+              </w:rPr>
+              <w:t>Customization</w:t>
+            </w:r>
+          </w:p>
+        </w:tc>
+      </w:tr>
+      <w:tr>
+        <w:tc>
+          <w:tcPr>
+            <w:tcW w:type="dxa" w:w="3360"/>
+            <w:shd w:fill="FFFFFF"/>
+          </w:tcPr>
+          <w:p>
+            <w:r>
+              <w:rPr>
+                <w:b/>
+                <w:sz w:val="17"/>
+              </w:rPr>
+              <w:t>How early should I book peak-season travel?</w:t>
+            </w:r>
+          </w:p>
+        </w:tc>
+        <w:tc>
+          <w:tcPr>
+            <w:tcW w:type="dxa" w:w="3360"/>
+            <w:shd w:fill="FFFFFF"/>
+          </w:tcPr>
+          <w:p>
+            <w:r>
+              <w:rPr>
+                <w:sz w:val="17"/>
+              </w:rPr>
+              <w:t>For Dec–Jan and school holidays, book 6–10 weeks ahead for better airfares and hotel inventory.</w:t>
+            </w:r>
+          </w:p>
+        </w:tc>
+        <w:tc>
+          <w:tcPr>
+            <w:tcW w:type="dxa" w:w="3360"/>
+            <w:shd w:fill="FFFFFF"/>
+          </w:tcPr>
+          <w:p>
+            <w:r>
+              <w:rPr>
+                <w:sz w:val="17"/>
+              </w:rPr>
+              <w:t>Planning</w:t>
+            </w:r>
+          </w:p>
+        </w:tc>
+      </w:tr>
+      <w:tr>
+        <w:tc>
+          <w:tcPr>
+            <w:tcW w:type="dxa" w:w="3360"/>
+            <w:shd w:fill="EEF2FF"/>
+          </w:tcPr>
+          <w:p>
+            <w:r>
+              <w:rPr>
+                <w:b/>
+                <w:sz w:val="17"/>
+              </w:rPr>
+              <w:t>Are meals included every day?</w:t>
+            </w:r>
+          </w:p>
+        </w:tc>
+        <w:tc>
+          <w:tcPr>
+            <w:tcW w:type="dxa" w:w="3360"/>
+            <w:shd w:fill="EEF2FF"/>
+          </w:tcPr>
+          <w:p>
+            <w:r>
+              <w:rPr>
+                <w:sz w:val="17"/>
+              </w:rPr>
+              <w:t>Meal plans vary (BB, MAP, AP). Daily inclusions are listed in the itinerary; special diets should be declared at booking.</w:t>
+            </w:r>
+          </w:p>
+        </w:tc>
+        <w:tc>
+          <w:tcPr>
+            <w:tcW w:type="dxa" w:w="3360"/>
+            <w:shd w:fill="EEF2FF"/>
+          </w:tcPr>
+          <w:p>
+            <w:r>
+              <w:rPr>
+                <w:sz w:val="17"/>
+              </w:rPr>
+              <w:t>Meals</w:t>
+            </w:r>
+          </w:p>
+        </w:tc>
+      </w:tr>
+      <w:tr>
+        <w:tc>
+          <w:tcPr>
+            <w:tcW w:type="dxa" w:w="3360"/>
+            <w:shd w:fill="FFFFFF"/>
+          </w:tcPr>
+          <w:p>
+            <w:r>
+              <w:rPr>
+                <w:b/>
+                <w:sz w:val="17"/>
+              </w:rPr>
+              <w:t>Do you provide 24x7 emergency support on trip?</w:t>
+            </w:r>
+          </w:p>
+        </w:tc>
+        <w:tc>
+          <w:tcPr>
+            <w:tcW w:type="dxa" w:w="3360"/>
+            <w:shd w:fill="FFFFFF"/>
+          </w:tcPr>
+          <w:p>
+            <w:r>
+              <w:rPr>
+                <w:sz w:val="17"/>
+              </w:rPr>
+              <w:t>Yes. Guests receive a destination duty phone for medical, lost passport, or logistics emergencies.</w:t>
+            </w:r>
+          </w:p>
+        </w:tc>
+        <w:tc>
+          <w:tcPr>
+            <w:tcW w:type="dxa" w:w="3360"/>
+            <w:shd w:fill="FFFFFF"/>
+          </w:tcPr>
+          <w:p>
+            <w:r>
+              <w:rPr>
+                <w:sz w:val="17"/>
+              </w:rPr>
+              <w:t>Support</w:t>
+            </w:r>
+          </w:p>
+        </w:tc>
+      </w:tr>
+      <w:tr>
+        <w:tc>
+          <w:tcPr>
+            <w:tcW w:type="dxa" w:w="3360"/>
+            <w:shd w:fill="EEF2FF"/>
+          </w:tcPr>
+          <w:p>
+            <w:r>
+              <w:rPr>
+                <w:b/>
+                <w:sz w:val="17"/>
+              </w:rPr>
+              <w:t>What is the child / infant policy?</w:t>
+            </w:r>
+          </w:p>
+        </w:tc>
+        <w:tc>
+          <w:tcPr>
+            <w:tcW w:type="dxa" w:w="3360"/>
+            <w:shd w:fill="EEF2FF"/>
+          </w:tcPr>
+          <w:p>
+            <w:r>
+              <w:rPr>
+                <w:sz w:val="17"/>
+              </w:rPr>
+              <w:t>Child rates depend on age and bed sharing. Infants usually travel free on land packages excluding flights and entrance fees.</w:t>
+            </w:r>
+          </w:p>
+        </w:tc>
+        <w:tc>
+          <w:tcPr>
+            <w:tcW w:type="dxa" w:w="3360"/>
+            <w:shd w:fill="EEF2FF"/>
+          </w:tcPr>
+          <w:p>
+            <w:r>
+              <w:rPr>
+                <w:sz w:val="17"/>
+              </w:rPr>
+              <w:t>Family</w:t>
             </w:r>
           </w:p>
         </w:tc>
@@ -2121,6 +2872,238 @@
                 <w:i/>
                 <w:sz w:val="17"/>
               </w:rPr>
+            </w:r>
+          </w:p>
+        </w:tc>
+      </w:tr>
+    </w:tbl>
+    <w:p>
+      <w:r>
+        <w:rPr>
+          <w:i/>
+          <w:sz w:val="17"/>
+        </w:rPr>
+        <w:t>Knowledge Base Articles — longer policy / how-to pages indexed for chatbot retrieval (keep the Title / Category / Article Content columns).</w:t>
+      </w:r>
+    </w:p>
+    <w:tbl>
+      <w:tblPr>
+        <w:tblW w:type="auto" w:w="0"/>
+        <w:jc w:val="center"/>
+        <w:tblLook w:firstColumn="1" w:firstRow="1" w:lastColumn="0" w:lastRow="0" w:noHBand="0" w:noVBand="1" w:val="04A0"/>
+        <w:tblBorders>
+          <w:top w:val="single" w:sz="4" w:space="0" w:color="D3D3D3"/>
+          <w:bottom w:val="single" w:sz="4" w:space="0" w:color="D3D3D3"/>
+          <w:left w:val="none"/>
+          <w:right w:val="none"/>
+          <w:insideH w:val="single" w:sz="4" w:space="0" w:color="D3D3D3"/>
+          <w:insideV w:val="none"/>
+        </w:tblBorders>
+      </w:tblPr>
+      <w:tblGrid>
+        <w:gridCol w:w="3360"/>
+        <w:gridCol w:w="3360"/>
+        <w:gridCol w:w="3360"/>
+      </w:tblGrid>
+      <w:tr>
+        <w:tc>
+          <w:tcPr>
+            <w:tcW w:type="dxa" w:w="3360"/>
+            <w:shd w:fill="312E81"/>
+          </w:tcPr>
+          <w:p>
+            <w:r>
+              <w:rPr>
+                <w:b/>
+                <w:color w:val="FFFFFF"/>
+                <w:sz w:val="18"/>
+              </w:rPr>
+              <w:t>Knowledge Article Title</w:t>
+            </w:r>
+          </w:p>
+        </w:tc>
+        <w:tc>
+          <w:tcPr>
+            <w:tcW w:type="dxa" w:w="3360"/>
+            <w:shd w:fill="312E81"/>
+          </w:tcPr>
+          <w:p>
+            <w:r>
+              <w:rPr>
+                <w:b/>
+                <w:color w:val="FFFFFF"/>
+                <w:sz w:val="18"/>
+              </w:rPr>
+              <w:t>Category</w:t>
+            </w:r>
+          </w:p>
+        </w:tc>
+        <w:tc>
+          <w:tcPr>
+            <w:tcW w:type="dxa" w:w="3360"/>
+            <w:shd w:fill="312E81"/>
+          </w:tcPr>
+          <w:p>
+            <w:r>
+              <w:rPr>
+                <w:b/>
+                <w:color w:val="FFFFFF"/>
+                <w:sz w:val="18"/>
+              </w:rPr>
+              <w:t>Article Content</w:t>
+            </w:r>
+          </w:p>
+        </w:tc>
+      </w:tr>
+      <w:tr>
+        <w:tc>
+          <w:tcPr>
+            <w:tcW w:type="dxa" w:w="3360"/>
+            <w:shd w:fill="FFFFFF"/>
+          </w:tcPr>
+          <w:p>
+            <w:r>
+              <w:rPr>
+                <w:b/>
+                <w:sz w:val="16"/>
+              </w:rPr>
+              <w:t>Booking, Payments &amp; Travel Documents Checklist</w:t>
+            </w:r>
+          </w:p>
+        </w:tc>
+        <w:tc>
+          <w:tcPr>
+            <w:tcW w:type="dxa" w:w="3360"/>
+            <w:shd w:fill="FFFFFF"/>
+          </w:tcPr>
+          <w:p>
+            <w:r>
+              <w:rPr>
+                <w:sz w:val="16"/>
+              </w:rPr>
+              <w:t>Planning</w:t>
+            </w:r>
+          </w:p>
+        </w:tc>
+        <w:tc>
+          <w:tcPr>
+            <w:tcW w:type="dxa" w:w="3360"/>
+            <w:shd w:fill="FFFFFF"/>
+          </w:tcPr>
+          <w:p>
+            <w:r>
+              <w:rPr>
+                <w:sz w:val="16"/>
+              </w:rPr>
+              <w:t># Booking Checklist</w:t>
+              <w:br/>
+              <w:br/>
+              <w:t>Confirm destination dates, traveler names as per passport, rooming, and meal plan. Pay the booking amount to hold space; clear the balance per invoice timeline.</w:t>
+              <w:br/>
+              <w:br/>
+              <w:t>Carry passport (6+ months validity for international), tickets, vouchers, insurance, and any destination forms. Domestic travelers need government photo ID.</w:t>
+            </w:r>
+          </w:p>
+        </w:tc>
+      </w:tr>
+      <w:tr>
+        <w:tc>
+          <w:tcPr>
+            <w:tcW w:type="dxa" w:w="3360"/>
+            <w:shd w:fill="E0E7FF"/>
+          </w:tcPr>
+          <w:p>
+            <w:r>
+              <w:rPr>
+                <w:b/>
+                <w:sz w:val="16"/>
+              </w:rPr>
+              <w:t>Cancellation, Reschedule &amp; Travel Insurance</w:t>
+            </w:r>
+          </w:p>
+        </w:tc>
+        <w:tc>
+          <w:tcPr>
+            <w:tcW w:type="dxa" w:w="3360"/>
+            <w:shd w:fill="E0E7FF"/>
+          </w:tcPr>
+          <w:p>
+            <w:r>
+              <w:rPr>
+                <w:sz w:val="16"/>
+              </w:rPr>
+              <w:t>Refunds</w:t>
+            </w:r>
+          </w:p>
+        </w:tc>
+        <w:tc>
+          <w:tcPr>
+            <w:tcW w:type="dxa" w:w="3360"/>
+            <w:shd w:fill="E0E7FF"/>
+          </w:tcPr>
+          <w:p>
+            <w:r>
+              <w:rPr>
+                <w:sz w:val="16"/>
+              </w:rPr>
+              <w:t># Cancellations &amp; Insurance</w:t>
+              <w:br/>
+              <w:br/>
+              <w:t>Land-package refunds generally: 90% if cancelled 21+ days prior; reduced thereafter; limited inside 7 days. Airline tickets follow airline fare rules.</w:t>
+              <w:br/>
+              <w:br/>
+              <w:t>Travel insurance is strongly recommended for medical emergencies, baggage loss, and trip interruption.</w:t>
+            </w:r>
+          </w:p>
+        </w:tc>
+      </w:tr>
+      <w:tr>
+        <w:tc>
+          <w:tcPr>
+            <w:tcW w:type="dxa" w:w="3360"/>
+            <w:shd w:fill="FFFFFF"/>
+          </w:tcPr>
+          <w:p>
+            <w:r>
+              <w:rPr>
+                <w:b/>
+                <w:sz w:val="16"/>
+              </w:rPr>
+              <w:t>Visa Assistance &amp; On-Trip Emergency Support</w:t>
+            </w:r>
+          </w:p>
+        </w:tc>
+        <w:tc>
+          <w:tcPr>
+            <w:tcW w:type="dxa" w:w="3360"/>
+            <w:shd w:fill="FFFFFF"/>
+          </w:tcPr>
+          <w:p>
+            <w:r>
+              <w:rPr>
+                <w:sz w:val="16"/>
+              </w:rPr>
+              <w:t>Visa</w:t>
+            </w:r>
+          </w:p>
+        </w:tc>
+        <w:tc>
+          <w:tcPr>
+            <w:tcW w:type="dxa" w:w="3360"/>
+            <w:shd w:fill="FFFFFF"/>
+          </w:tcPr>
+          <w:p>
+            <w:r>
+              <w:rPr>
+                <w:sz w:val="16"/>
+              </w:rPr>
+              <w:t># Visas &amp; Support</w:t>
+              <w:br/>
+              <w:br/>
+              <w:t>Our visa desk helps with document checklists and appointments. Final approval is always the consulate’s decision — never guarantee outcomes.</w:t>
+              <w:br/>
+              <w:br/>
+              <w:t>On trip, guests receive a 24x7 duty number for hotel, medical, or document emergencies.</w:t>
             </w:r>
           </w:p>
         </w:tc>
@@ -2249,7 +3232,7 @@
               <w:rPr>
                 <w:sz w:val="17"/>
               </w:rPr>
-              <w:t>Welcome to Wanderly Voyages &amp; Expeditions! How can I assist you today?</w:t>
+              <w:t>Welcome to 99 Destinations Holidays Pvt. Ltd.! How can I assist you today?</w:t>
             </w:r>
           </w:p>
         </w:tc>

--- a/backend/static/templates/onboarding/tours_travel_onboarding_kit.docx
+++ b/backend/static/templates/onboarding/tours_travel_onboarding_kit.docx
@@ -3120,6 +3120,232 @@
         <w:spacing w:before="280" w:after="80"/>
       </w:pPr>
       <w:r>
+        <w:t>[SECTION: INFO PAGES]</w:t>
+      </w:r>
+    </w:p>
+    <w:p>
+      <w:r>
+        <w:rPr>
+          <w:i/>
+          <w:sz w:val="17"/>
+        </w:rPr>
+        <w:t>These answers populate the Technologies / Projects / Careers / Benefits console pages (and matching WhatsApp intents). Keep Page Name exactly as shown.</w:t>
+      </w:r>
+    </w:p>
+    <w:tbl>
+      <w:tblPr>
+        <w:tblW w:type="auto" w:w="0"/>
+        <w:jc w:val="center"/>
+        <w:tblLook w:firstColumn="1" w:firstRow="1" w:lastColumn="0" w:lastRow="0" w:noHBand="0" w:noVBand="1" w:val="04A0"/>
+        <w:tblBorders>
+          <w:top w:val="single" w:sz="4" w:space="0" w:color="D3D3D3"/>
+          <w:bottom w:val="single" w:sz="4" w:space="0" w:color="D3D3D3"/>
+          <w:left w:val="none"/>
+          <w:right w:val="none"/>
+          <w:insideH w:val="single" w:sz="4" w:space="0" w:color="D3D3D3"/>
+          <w:insideV w:val="none"/>
+        </w:tblBorders>
+      </w:tblPr>
+      <w:tblGrid>
+        <w:gridCol w:w="5040"/>
+        <w:gridCol w:w="5040"/>
+      </w:tblGrid>
+      <w:tr>
+        <w:tc>
+          <w:tcPr>
+            <w:tcW w:type="dxa" w:w="5040"/>
+            <w:shd w:fill="6D28D9"/>
+          </w:tcPr>
+          <w:p>
+            <w:r>
+              <w:rPr>
+                <w:b/>
+                <w:color w:val="FFFFFF"/>
+                <w:sz w:val="18"/>
+              </w:rPr>
+              <w:t>Page Name (intent)</w:t>
+            </w:r>
+          </w:p>
+        </w:tc>
+        <w:tc>
+          <w:tcPr>
+            <w:tcW w:type="dxa" w:w="5040"/>
+            <w:shd w:fill="6D28D9"/>
+          </w:tcPr>
+          <w:p>
+            <w:r>
+              <w:rPr>
+                <w:b/>
+                <w:color w:val="FFFFFF"/>
+                <w:sz w:val="18"/>
+              </w:rPr>
+              <w:t>Bot Answer Content</w:t>
+            </w:r>
+          </w:p>
+        </w:tc>
+      </w:tr>
+      <w:tr>
+        <w:tc>
+          <w:tcPr>
+            <w:tcW w:type="dxa" w:w="5040"/>
+            <w:shd w:fill="FFFFFF"/>
+          </w:tcPr>
+          <w:p>
+            <w:r>
+              <w:rPr>
+                <w:b/>
+                <w:sz w:val="16"/>
+              </w:rPr>
+              <w:t>technologies</w:t>
+            </w:r>
+          </w:p>
+        </w:tc>
+        <w:tc>
+          <w:tcPr>
+            <w:tcW w:type="dxa" w:w="5040"/>
+            <w:shd w:fill="FFFFFF"/>
+          </w:tcPr>
+          <w:p>
+            <w:r>
+              <w:rPr>
+                <w:sz w:val="16"/>
+              </w:rPr>
+              <w:t>• How we plan your trip:</w:t>
+              <w:br/>
+              <w:t>• Curated itineraries with live hotel/flight inventory partners</w:t>
+              <w:br/>
+              <w:t>• Visa document checklists and appointment guidance</w:t>
+              <w:br/>
+              <w:t>• 24x7 duty phone while you travel</w:t>
+              <w:br/>
+              <w:t>• Ask for the tech/tools behind a specific package.</w:t>
+            </w:r>
+          </w:p>
+        </w:tc>
+      </w:tr>
+      <w:tr>
+        <w:tc>
+          <w:tcPr>
+            <w:tcW w:type="dxa" w:w="5040"/>
+            <w:shd w:fill="F5F3FF"/>
+          </w:tcPr>
+          <w:p>
+            <w:r>
+              <w:rPr>
+                <w:b/>
+                <w:sz w:val="16"/>
+              </w:rPr>
+              <w:t>projects</w:t>
+            </w:r>
+          </w:p>
+        </w:tc>
+        <w:tc>
+          <w:tcPr>
+            <w:tcW w:type="dxa" w:w="5040"/>
+            <w:shd w:fill="F5F3FF"/>
+          </w:tcPr>
+          <w:p>
+            <w:r>
+              <w:rPr>
+                <w:sz w:val="16"/>
+              </w:rPr>
+              <w:t>• Signature experiences:</w:t>
+              <w:br/>
+              <w:t>• Best of Gujarat, Rann Utsav, Gir safari, Statue of Unity</w:t>
+              <w:br/>
+              <w:t>• Custom honeymoon, family and group itineraries</w:t>
+              <w:br/>
+              <w:t>• Domestic and international circuits on request</w:t>
+              <w:br/>
+              <w:t>• Ask for a sample day-wise plan.</w:t>
+            </w:r>
+          </w:p>
+        </w:tc>
+      </w:tr>
+      <w:tr>
+        <w:tc>
+          <w:tcPr>
+            <w:tcW w:type="dxa" w:w="5040"/>
+            <w:shd w:fill="FFFFFF"/>
+          </w:tcPr>
+          <w:p>
+            <w:r>
+              <w:rPr>
+                <w:b/>
+                <w:sz w:val="16"/>
+              </w:rPr>
+              <w:t>careers</w:t>
+            </w:r>
+          </w:p>
+        </w:tc>
+        <w:tc>
+          <w:tcPr>
+            <w:tcW w:type="dxa" w:w="5040"/>
+            <w:shd w:fill="FFFFFF"/>
+          </w:tcPr>
+          <w:p>
+            <w:r>
+              <w:rPr>
+                <w:sz w:val="16"/>
+              </w:rPr>
+              <w:t>• We hire destination experts, operations and sales consultants.</w:t>
+              <w:br/>
+              <w:t>• Share your CV with info@99destinations.in.</w:t>
+            </w:r>
+          </w:p>
+        </w:tc>
+      </w:tr>
+      <w:tr>
+        <w:tc>
+          <w:tcPr>
+            <w:tcW w:type="dxa" w:w="5040"/>
+            <w:shd w:fill="F5F3FF"/>
+          </w:tcPr>
+          <w:p>
+            <w:r>
+              <w:rPr>
+                <w:b/>
+                <w:sz w:val="16"/>
+              </w:rPr>
+              <w:t>benefits</w:t>
+            </w:r>
+          </w:p>
+        </w:tc>
+        <w:tc>
+          <w:tcPr>
+            <w:tcW w:type="dxa" w:w="5040"/>
+            <w:shd w:fill="F5F3FF"/>
+          </w:tcPr>
+          <w:p>
+            <w:r>
+              <w:rPr>
+                <w:sz w:val="16"/>
+              </w:rPr>
+              <w:t>• Why travellers choose us:</w:t>
+              <w:br/>
+              <w:t>• Gujarat Tourism–recognized operator</w:t>
+              <w:br/>
+              <w:t>• Customizable packages and visa assistance</w:t>
+              <w:br/>
+              <w:t>• Transparent inclusions and on-trip support</w:t>
+              <w:br/>
+              <w:t>• 20,000+ happy guests.</w:t>
+            </w:r>
+          </w:p>
+        </w:tc>
+      </w:tr>
+    </w:tbl>
+    <w:p>
+      <w:pPr>
+        <w:spacing w:after="200"/>
+      </w:pPr>
+    </w:p>
+    <w:p>
+      <w:pPr>
+        <w:pStyle w:val="Heading1"/>
+        <w:spacing w:before="280" w:after="80"/>
+      </w:pPr>
+      <w:r>
         <w:t>[SECTION: BOT PERSONA &amp; GUARDRAILS]</w:t>
       </w:r>
     </w:p>
